--- a/1.2 Аннотированный список ПацанМА 1ПОО.docx
+++ b/1.2 Аннотированный список ПацанМА 1ПОО.docx
@@ -17,47 +17,7 @@
           <w:sz w:val="28"/>
           <w:szCs w:val="28"/>
         </w:rPr>
-        <w:t>Аннотированный список. Ф</w:t>
-      </w:r>
-      <w:r>
-        <w:rPr>
-          <w:rFonts w:ascii="Times New Roman" w:hAnsi="Times New Roman" w:cs="Times New Roman"/>
-          <w:sz w:val="28"/>
-          <w:szCs w:val="28"/>
-        </w:rPr>
-        <w:t>илософски</w:t>
-      </w:r>
-      <w:r>
-        <w:rPr>
-          <w:rFonts w:ascii="Times New Roman" w:hAnsi="Times New Roman" w:cs="Times New Roman"/>
-          <w:sz w:val="28"/>
-          <w:szCs w:val="28"/>
-        </w:rPr>
-        <w:t>е</w:t>
-      </w:r>
-      <w:r>
-        <w:rPr>
-          <w:rFonts w:ascii="Times New Roman" w:hAnsi="Times New Roman" w:cs="Times New Roman"/>
-          <w:sz w:val="28"/>
-          <w:szCs w:val="28"/>
-        </w:rPr>
-        <w:t xml:space="preserve"> проблем</w:t>
-      </w:r>
-      <w:r>
-        <w:rPr>
-          <w:rFonts w:ascii="Times New Roman" w:hAnsi="Times New Roman" w:cs="Times New Roman"/>
-          <w:sz w:val="28"/>
-          <w:szCs w:val="28"/>
-        </w:rPr>
-        <w:t>ы</w:t>
-      </w:r>
-      <w:r>
-        <w:rPr>
-          <w:rFonts w:ascii="Times New Roman" w:hAnsi="Times New Roman" w:cs="Times New Roman"/>
-          <w:sz w:val="28"/>
-          <w:szCs w:val="28"/>
-        </w:rPr>
-        <w:t xml:space="preserve"> информатики.</w:t>
+        <w:t>Аннотированный список. Философские проблемы информатики.</w:t>
       </w:r>
     </w:p>
     <w:p>
@@ -226,7 +186,19 @@
         <w:rPr>
           <w:rFonts w:ascii="Times New Roman" w:hAnsi="Times New Roman" w:cs="Times New Roman"/>
         </w:rPr>
-        <w:t xml:space="preserve"> электронный // Цифровой образовательный ресурс IPR SMART : [сайт]. — URL: https://www.iprbookshop.ru/126499.html (дата обращения: 26.06.2023). — Режим доступа: для </w:t>
+        <w:t xml:space="preserve"> электронный // Цифровой образовательный ресурс IPR SMART : [сайт]. — URL: https://www.iprbookshop.ru/126499.html (дата обращения: </w:t>
+      </w:r>
+      <w:r>
+        <w:rPr>
+          <w:rFonts w:ascii="Times New Roman" w:hAnsi="Times New Roman" w:cs="Times New Roman"/>
+        </w:rPr>
+        <w:t>02.06.2026</w:t>
+      </w:r>
+      <w:r>
+        <w:rPr>
+          <w:rFonts w:ascii="Times New Roman" w:hAnsi="Times New Roman" w:cs="Times New Roman"/>
+        </w:rPr>
+        <w:t xml:space="preserve">). — Режим доступа: для </w:t>
       </w:r>
       <w:proofErr w:type="spellStart"/>
       <w:r>
@@ -346,7 +318,19 @@
         <w:rPr>
           <w:rFonts w:ascii="Times New Roman" w:hAnsi="Times New Roman" w:cs="Times New Roman"/>
         </w:rPr>
-        <w:t xml:space="preserve"> электронный // Цифровой образовательный ресурс IPR SMART : [сайт]. — URL: https://www.iprbookshop.ru/158296.html (дата обращения: 08.02.2026). — Режим доступа: для </w:t>
+        <w:t xml:space="preserve"> электронный // Цифровой образовательный ресурс IPR SMART : [сайт]. — URL: https://www.iprbookshop.ru/158296.html (дата обращения: </w:t>
+      </w:r>
+      <w:r>
+        <w:rPr>
+          <w:rFonts w:ascii="Times New Roman" w:hAnsi="Times New Roman" w:cs="Times New Roman"/>
+        </w:rPr>
+        <w:t>02.06.2026</w:t>
+      </w:r>
+      <w:r>
+        <w:rPr>
+          <w:rFonts w:ascii="Times New Roman" w:hAnsi="Times New Roman" w:cs="Times New Roman"/>
+        </w:rPr>
+        <w:t xml:space="preserve">). — Режим доступа: для </w:t>
       </w:r>
       <w:proofErr w:type="spellStart"/>
       <w:r>
@@ -446,7 +430,19 @@
         <w:rPr>
           <w:rFonts w:ascii="Times New Roman" w:hAnsi="Times New Roman" w:cs="Times New Roman"/>
         </w:rPr>
-        <w:t xml:space="preserve"> электронный // Цифровой образовательный ресурс IPR SMART : [сайт]. — URL: https://www.iprbookshop.ru/86997.html (дата обращения: 02.09.2025). — Режим доступа: для </w:t>
+        <w:t xml:space="preserve"> электронный // Цифровой образовательный ресурс IPR SMART : [сайт]. — URL: https://www.iprbookshop.ru/86997.html (дата обращения: </w:t>
+      </w:r>
+      <w:r>
+        <w:rPr>
+          <w:rFonts w:ascii="Times New Roman" w:hAnsi="Times New Roman" w:cs="Times New Roman"/>
+        </w:rPr>
+        <w:t>02.06.2026</w:t>
+      </w:r>
+      <w:r>
+        <w:rPr>
+          <w:rFonts w:ascii="Times New Roman" w:hAnsi="Times New Roman" w:cs="Times New Roman"/>
+        </w:rPr>
+        <w:t xml:space="preserve">). — Режим доступа: для </w:t>
       </w:r>
       <w:proofErr w:type="spellStart"/>
       <w:r>
@@ -460,19 +456,7 @@
         <w:rPr>
           <w:rFonts w:ascii="Times New Roman" w:hAnsi="Times New Roman" w:cs="Times New Roman"/>
         </w:rPr>
-        <w:t xml:space="preserve">. </w:t>
-      </w:r>
-      <w:r>
-        <w:rPr>
-          <w:rFonts w:ascii="Times New Roman" w:hAnsi="Times New Roman" w:cs="Times New Roman"/>
-        </w:rPr>
-        <w:t>п</w:t>
-      </w:r>
-      <w:r>
-        <w:rPr>
-          <w:rFonts w:ascii="Times New Roman" w:hAnsi="Times New Roman" w:cs="Times New Roman"/>
-        </w:rPr>
-        <w:t>ользователей</w:t>
+        <w:t>. пользователей</w:t>
       </w:r>
     </w:p>
     <w:p>
@@ -543,7 +527,19 @@
           <w:rFonts w:ascii="Times New Roman" w:hAnsi="Times New Roman" w:cs="Times New Roman"/>
         </w:rPr>
         <w:lastRenderedPageBreak/>
-        <w:t xml:space="preserve">[сайт]. — URL: https://www.iprbookshop.ru/104482.html (дата обращения: 11.09.2023). — Режим доступа: для </w:t>
+        <w:t xml:space="preserve">[сайт]. — URL: https://www.iprbookshop.ru/104482.html (дата обращения: </w:t>
+      </w:r>
+      <w:r>
+        <w:rPr>
+          <w:rFonts w:ascii="Times New Roman" w:hAnsi="Times New Roman" w:cs="Times New Roman"/>
+        </w:rPr>
+        <w:t>02.06.2026</w:t>
+      </w:r>
+      <w:r>
+        <w:rPr>
+          <w:rFonts w:ascii="Times New Roman" w:hAnsi="Times New Roman" w:cs="Times New Roman"/>
+        </w:rPr>
+        <w:t xml:space="preserve">). — Режим доступа: для </w:t>
       </w:r>
       <w:proofErr w:type="spellStart"/>
       <w:r>
@@ -557,19 +553,7 @@
         <w:rPr>
           <w:rFonts w:ascii="Times New Roman" w:hAnsi="Times New Roman" w:cs="Times New Roman"/>
         </w:rPr>
-        <w:t xml:space="preserve">. </w:t>
-      </w:r>
-      <w:r>
-        <w:rPr>
-          <w:rFonts w:ascii="Times New Roman" w:hAnsi="Times New Roman" w:cs="Times New Roman"/>
-        </w:rPr>
-        <w:t>п</w:t>
-      </w:r>
-      <w:r>
-        <w:rPr>
-          <w:rFonts w:ascii="Times New Roman" w:hAnsi="Times New Roman" w:cs="Times New Roman"/>
-        </w:rPr>
-        <w:t>ользователей</w:t>
+        <w:t>. пользователей</w:t>
       </w:r>
     </w:p>
     <w:p>
